--- a/08_Arrays/Übungen/SkiJumpVoter/SkiJumpVoter.docx
+++ b/08_Arrays/Übungen/SkiJumpVoter/SkiJumpVoter.docx
@@ -26,21 +26,19 @@
         <w:t>Array</w:t>
       </w:r>
     </w:p>
+    <w:p>
+      <w:pPr>
+        <w:pStyle w:val="Aufzhlung1"/>
+        <w:ind w:left="357" w:hanging="357"/>
+      </w:pPr>
+      <w:r>
+        <w:t>For-Schleife</w:t>
+      </w:r>
+    </w:p>
     <w:p/>
     <w:p>
       <w:r>
-        <w:t>Das Programm implementiert für einen Skisprungwettbewerb die Punkteermittlung für einen Sprung</w:t>
-      </w:r>
-      <w:r>
-        <w:t xml:space="preserve"> eines Springers</w:t>
-      </w:r>
-      <w:r>
-        <w:t xml:space="preserve">. </w:t>
-      </w:r>
-    </w:p>
-    <w:p>
-      <w:r>
-        <w:t>Die Gesamtpunkte für einen Sprung setzen sich aus den Weitenpunkten und den Haltungsnoten zusammen.</w:t>
+        <w:t>Das Programm implementiert für einen Skisprungwettbewerb die Punkteermittlung für einen Sprung. Die Gesamtpunkte für einen Sprung setzen sich aus den Weitenpunkten und den Haltungsnoten zusammen.</w:t>
       </w:r>
     </w:p>
     <w:p>
@@ -50,7 +48,7 @@
           <w:lang w:eastAsia="de-DE"/>
         </w:rPr>
         <w:drawing>
-          <wp:anchor distT="0" distB="0" distL="114300" distR="114300" simplePos="0" relativeHeight="251659264" behindDoc="1" locked="0" layoutInCell="1" allowOverlap="1" wp14:anchorId="30BAFE9F" wp14:editId="10C6F16E">
+          <wp:anchor distT="0" distB="0" distL="114300" distR="114300" simplePos="0" relativeHeight="251658240" behindDoc="1" locked="0" layoutInCell="1" allowOverlap="1" wp14:anchorId="0CB9F495" wp14:editId="54E8A875">
             <wp:simplePos x="0" y="0"/>
             <wp:positionH relativeFrom="column">
               <wp:posOffset>3541304</wp:posOffset>
@@ -108,7 +106,19 @@
         </w:drawing>
       </w:r>
       <w:r>
-        <w:t>Die Weitenpunkte gehen vom „Kritischen Punkt“ der Schanze aus (in unserem Beispiel 120 Meter). Bei Erreichen dieser Weite werden 60 Punkte vergeben. Für jeden Meter mehr oder weniger werden 1,8 Punkte addiert oder subtrahiert.</w:t>
+        <w:t>Die Weitenpunkte gehen vom „Kritischen Punkt“ der Schanze aus</w:t>
+      </w:r>
+      <w:r>
+        <w:t xml:space="preserve"> (in unserem Beispiel 120 Meter)</w:t>
+      </w:r>
+      <w:r>
+        <w:t xml:space="preserve">. Bei Erreichen dieser Weite werden </w:t>
+      </w:r>
+      <w:r>
+        <w:t>60</w:t>
+      </w:r>
+      <w:r>
+        <w:t xml:space="preserve"> Punkte vergeben. Für jeden Meter mehr oder weniger werden 1,8 Punkte addiert oder subtrahiert.</w:t>
       </w:r>
     </w:p>
     <w:p>
@@ -118,6 +128,8 @@
       <w:r>
         <w:t>werden</w:t>
       </w:r>
+      <w:bookmarkStart w:id="0" w:name="_GoBack"/>
+      <w:bookmarkEnd w:id="0"/>
       <w:r>
         <w:t xml:space="preserve"> die höchste und die niedrigste Bewertung nicht berücksichtigt!</w:t>
       </w:r>
@@ -137,15 +149,7 @@
         </w:numPr>
       </w:pPr>
       <w:r>
-        <w:t xml:space="preserve">Zuerst ist die Weite </w:t>
-      </w:r>
-      <w:r>
-        <w:t xml:space="preserve">als Ganzzahl </w:t>
-      </w:r>
-      <w:bookmarkStart w:id="0" w:name="_GoBack"/>
-      <w:bookmarkEnd w:id="0"/>
-      <w:r>
-        <w:t>einzugeben (keine Überprüfung auf plausible Werte)</w:t>
+        <w:t>Zuerst ist die Weite einzugeben (keine Überprüfung auf plausible Werte)</w:t>
       </w:r>
     </w:p>
     <w:p>
@@ -158,42 +162,6 @@
       </w:pPr>
       <w:r>
         <w:t>Eingabe der fünf Noten der Wertungsrichter mit Eingabeüberprüfung (Wertebereich: 0-20, nur ganze und halbe Punkte zulässig)</w:t>
-      </w:r>
-    </w:p>
-    <w:p>
-      <w:pPr>
-        <w:pStyle w:val="Listenabsatz"/>
-        <w:numPr>
-          <w:ilvl w:val="1"/>
-          <w:numId w:val="3"/>
-        </w:numPr>
-      </w:pPr>
-      <w:r>
-        <w:t>WERTE SIND IN EINEM ARRAY ZU SPEICHERN (nicht während Eingabe aufsummieren)!</w:t>
-      </w:r>
-    </w:p>
-    <w:p>
-      <w:pPr>
-        <w:pStyle w:val="Listenabsatz"/>
-        <w:numPr>
-          <w:ilvl w:val="0"/>
-          <w:numId w:val="3"/>
-        </w:numPr>
-      </w:pPr>
-      <w:r>
-        <w:t>Berechnung der Summe der Haltungsnoten</w:t>
-      </w:r>
-    </w:p>
-    <w:p>
-      <w:pPr>
-        <w:pStyle w:val="Listenabsatz"/>
-        <w:numPr>
-          <w:ilvl w:val="0"/>
-          <w:numId w:val="3"/>
-        </w:numPr>
-      </w:pPr>
-      <w:r>
-        <w:t>Berechnung Gesamtpunkte</w:t>
       </w:r>
     </w:p>
     <w:p>
@@ -247,6 +215,11 @@
         <w:ind w:left="708"/>
       </w:pPr>
     </w:p>
+    <w:p>
+      <w:r>
+        <w:t>Die vorgefertigten Methoden sind so zu implementieren, dass die beiliegenden Unittests bestanden werden!</w:t>
+      </w:r>
+    </w:p>
     <w:sectPr>
       <w:pgSz w:w="11906" w:h="16838"/>
       <w:pgMar w:top="1417" w:right="1417" w:bottom="1134" w:left="1417" w:header="708" w:footer="708" w:gutter="0"/>
@@ -547,7 +520,7 @@
         <w:rFonts w:ascii="Symbol" w:hAnsi="Symbol" w:hint="default"/>
       </w:rPr>
     </w:lvl>
-    <w:lvl w:ilvl="1" w:tplc="04070003">
+    <w:lvl w:ilvl="1" w:tplc="04070003" w:tentative="1">
       <w:start w:val="1"/>
       <w:numFmt w:val="bullet"/>
       <w:lvlText w:val="o"/>
